--- a/trocr-bullinger-htr-main/Chapter_4_Implementation.docx
+++ b/trocr-bullinger-htr-main/Chapter_4_Implementation.docx
@@ -21,7 +21,7 @@
     </w:p>
     <w:p>
       <w:r>
-        <w:t>The implementation of the handwritten text recognition system is realized through a web-based application built using Python, leveraging modern machine learning frameworks and user interface libraries. The system integrates Microsoft's TrOCR model, fine-tuned on historical documents, with a user-friendly web interface for real-time text recognition and evaluation.</w:t>
+        <w:t>The implementation delivers an English handwritten text recognition (HTR) research and application pipeline. The system has two integrated layers: (1) a reproducible batch evaluation pipeline for measuring Character Error Rate (CER) and Word Error Rate (WER) on the IAM Handwriting Database, and (2) a Gradio web application for interactive line transcription. Both layers share the same core inference and metrics modules under src/htr/. The work is evaluation-only: no new model training is performed; the pretrained checkpoint microsoft/trocr-base-handwritten is used throughout.</w:t>
       </w:r>
     </w:p>
     <w:p>
@@ -29,12 +29,12 @@
         <w:pStyle w:val="Heading1"/>
       </w:pPr>
       <w:r>
-        <w:t>4.2 Technology Stack</w:t>
+        <w:t>4.2 Repository Structure</w:t>
       </w:r>
     </w:p>
     <w:p>
       <w:r>
-        <w:t>The application utilizes the following key technologies:</w:t>
+        <w:t>The project is organized as follows:</w:t>
       </w:r>
     </w:p>
     <w:p>
@@ -42,7 +42,7 @@
         <w:pStyle w:val="ListBullet"/>
       </w:pPr>
       <w:r>
-        <w:t>Python 3.x: Core programming language</w:t>
+        <w:t>configs/: YAML experiment definitions (iam_trocr_handwritten, iam_demo, iam_tesseract)</w:t>
       </w:r>
     </w:p>
     <w:p>
@@ -50,7 +50,7 @@
         <w:pStyle w:val="ListBullet"/>
       </w:pPr>
       <w:r>
-        <w:t>Gradio: Web framework for building machine learning interfaces</w:t>
+        <w:t>src/htr/: Shared library — models, inference, metrics, and batch evaluation</w:t>
       </w:r>
     </w:p>
     <w:p>
@@ -58,7 +58,7 @@
         <w:pStyle w:val="ListBullet"/>
       </w:pPr>
       <w:r>
-        <w:t>Transformers: Hugging Face library for loading and using pre-trained models</w:t>
+        <w:t>scripts/: Data preparation, evaluation CLI, figure generation, and experiment runners</w:t>
       </w:r>
     </w:p>
     <w:p>
@@ -66,7 +66,7 @@
         <w:pStyle w:val="ListBullet"/>
       </w:pPr>
       <w:r>
-        <w:t>PIL (Pillow): Image processing library</w:t>
+        <w:t>app/gradio_app.py: Gradio web demo for English IAM line images</w:t>
       </w:r>
     </w:p>
     <w:p>
@@ -74,7 +74,7 @@
         <w:pStyle w:val="ListBullet"/>
       </w:pPr>
       <w:r>
-        <w:t>Evaluate: Library for computing evaluation metrics</w:t>
+        <w:t>data/iam/: IAM dataset exports (processed splits and demo examples)</w:t>
       </w:r>
     </w:p>
     <w:p>
@@ -82,7 +82,7 @@
         <w:pStyle w:val="ListBullet"/>
       </w:pPr>
       <w:r>
-        <w:t>Torch: PyTorch deep learning framework</w:t>
+        <w:t>experiments/: Evaluation outputs (metrics.json, predictions.csv, figures)</w:t>
       </w:r>
     </w:p>
     <w:p>
@@ -90,12 +90,157 @@
         <w:pStyle w:val="Heading1"/>
       </w:pPr>
       <w:r>
-        <w:t>4.3 Model Architecture</w:t>
+        <w:t>4.3 Technology Stack</w:t>
       </w:r>
     </w:p>
     <w:p>
       <w:r>
-        <w:t>The system employs the TrOCR (Transformer-based Optical Character Recognition) architecture, which consists of:</w:t>
+        <w:t>The implementation uses the following technologies (see pyproject.toml and environment.yml):</w:t>
+      </w:r>
+    </w:p>
+    <w:p>
+      <w:pPr>
+        <w:pStyle w:val="ListBullet"/>
+      </w:pPr>
+      <w:r>
+        <w:t>Python 3.9+: Core language</w:t>
+      </w:r>
+    </w:p>
+    <w:p>
+      <w:pPr>
+        <w:pStyle w:val="ListBullet"/>
+      </w:pPr>
+      <w:r>
+        <w:t>PyTorch (torch): Deep learning runtime; CUDA used when available, otherwise CPU</w:t>
+      </w:r>
+    </w:p>
+    <w:p>
+      <w:pPr>
+        <w:pStyle w:val="ListBullet"/>
+      </w:pPr>
+      <w:r>
+        <w:t>Hugging Face Transformers: TrOCRProcessor and VisionEncoderDecoderModel loading</w:t>
+      </w:r>
+    </w:p>
+    <w:p>
+      <w:pPr>
+        <w:pStyle w:val="ListBullet"/>
+      </w:pPr>
+      <w:r>
+        <w:t>Gradio 4.x: Web interface for the interactive demo</w:t>
+      </w:r>
+    </w:p>
+    <w:p>
+      <w:pPr>
+        <w:pStyle w:val="ListBullet"/>
+      </w:pPr>
+      <w:r>
+        <w:t>Pillow (PIL): RGB image loading and conversion</w:t>
+      </w:r>
+    </w:p>
+    <w:p>
+      <w:pPr>
+        <w:pStyle w:val="ListBullet"/>
+      </w:pPr>
+      <w:r>
+        <w:t>jiwer: Case-sensitive CER and WER computation</w:t>
+      </w:r>
+    </w:p>
+    <w:p>
+      <w:pPr>
+        <w:pStyle w:val="ListBullet"/>
+      </w:pPr>
+      <w:r>
+        <w:t>Hugging Face datasets: IAM line dataset download (Teklia/IAM-line)</w:t>
+      </w:r>
+    </w:p>
+    <w:p>
+      <w:pPr>
+        <w:pStyle w:val="ListBullet"/>
+      </w:pPr>
+      <w:r>
+        <w:t>PyYAML: Evaluation configuration files</w:t>
+      </w:r>
+    </w:p>
+    <w:p>
+      <w:pPr>
+        <w:pStyle w:val="ListBullet"/>
+      </w:pPr>
+      <w:r>
+        <w:t>pytesseract: Optional Tesseract baseline backend</w:t>
+      </w:r>
+    </w:p>
+    <w:p>
+      <w:pPr>
+        <w:pStyle w:val="ListBullet"/>
+      </w:pPr>
+      <w:r>
+        <w:t>matplotlib: CER comparison figure generation</w:t>
+      </w:r>
+    </w:p>
+    <w:p>
+      <w:pPr>
+        <w:pStyle w:val="Heading1"/>
+      </w:pPr>
+      <w:r>
+        <w:t>4.4 Dataset Pipeline</w:t>
+      </w:r>
+    </w:p>
+    <w:p>
+      <w:r>
+        <w:t>English IAM line-level data is sourced from the Hugging Face dataset Teklia/IAM-line, which provides official train, validation, and test splits (6,482 / 976 / 2,915 lines).</w:t>
+      </w:r>
+    </w:p>
+    <w:p>
+      <w:pPr>
+        <w:pStyle w:val="Heading2"/>
+      </w:pPr>
+      <w:r>
+        <w:t>4.4.1 Download</w:t>
+      </w:r>
+    </w:p>
+    <w:p>
+      <w:r>
+        <w:t>scripts/download_iam.py downloads each split to Parquet files under data/iam/raw/.</w:t>
+      </w:r>
+    </w:p>
+    <w:p>
+      <w:pPr>
+        <w:pStyle w:val="Heading2"/>
+      </w:pPr>
+      <w:r>
+        <w:t>4.4.2 Export</w:t>
+      </w:r>
+    </w:p>
+    <w:p>
+      <w:r>
+        <w:t>scripts/prepare_iam_lines.py exports images and labels.csv into data/iam/processed/{train,val,test}/.</w:t>
+      </w:r>
+    </w:p>
+    <w:p>
+      <w:pPr>
+        <w:pStyle w:val="Heading2"/>
+      </w:pPr>
+      <w:r>
+        <w:t>4.4.3 Demo Examples</w:t>
+      </w:r>
+    </w:p>
+    <w:p>
+      <w:r>
+        <w:t>scripts/prepare_iam_demo_examples.py copies eight English test lines to data/iam/demo/ for the Gradio Examples gallery.</w:t>
+      </w:r>
+    </w:p>
+    <w:p>
+      <w:pPr>
+        <w:pStyle w:val="Heading1"/>
+      </w:pPr>
+      <w:r>
+        <w:t>4.5 Model Architecture</w:t>
+      </w:r>
+    </w:p>
+    <w:p>
+      <w:r>
+        <w:t>The system uses TrOCR (Transformer-based Optical Character Recognition), consisting of:</w:t>
       </w:r>
     </w:p>
     <w:p>
@@ -103,7 +248,7 @@
         <w:pStyle w:val="ListNumber"/>
       </w:pPr>
       <w:r>
-        <w:t>1. Vision Encoder: A Vision Transformer (ViT) that processes input images</w:t>
+        <w:t>Vision Encoder: A Vision Transformer (ViT) that encodes the input line image</w:t>
       </w:r>
     </w:p>
     <w:p>
@@ -111,12 +256,12 @@
         <w:pStyle w:val="ListNumber"/>
       </w:pPr>
       <w:r>
-        <w:t>2. Text Decoder: A Transformer decoder based on BART (Bidirectional and Auto-Regressive Transformer) for generating text sequences</w:t>
+        <w:t>Text Decoder: A BART-based autoregressive decoder that generates the transcription</w:t>
       </w:r>
     </w:p>
     <w:p>
       <w:r>
-        <w:t>The specific model used is pstroe/bullinger-general-model, which has been fine-tuned on the Bullinger dataset containing historical handwritten documents from the 16th century.</w:t>
+        <w:t>The checkpoint microsoft/trocr-base-handwritten is pretrained on English IAM handwriting. Processor and model weights are loaded as a matched pair from the same checkpoint. This replaces the earlier Bullinger historical-document model; the current thesis scope is English IAM only.</w:t>
       </w:r>
     </w:p>
     <w:p>
@@ -124,7 +269,7 @@
         <w:pStyle w:val="Heading1"/>
       </w:pPr>
       <w:r>
-        <w:t>4.4 Core Components</w:t>
+        <w:t>4.6 Core Library Components (src/htr/)</w:t>
       </w:r>
     </w:p>
     <w:p>
@@ -132,25 +277,101 @@
         <w:pStyle w:val="Heading2"/>
       </w:pPr>
       <w:r>
-        <w:t>4.4.1 Model Loading</w:t>
+        <w:t>4.6.1 Model Loading (models.py)</w:t>
       </w:r>
     </w:p>
     <w:p>
       <w:r>
-        <w:t>```python</w:t>
-        <w:br/>
-        <w:t>processor = TrOCRProcessor.from_pretrained("microsoft/trocr-base-handwritten")</w:t>
-        <w:br/>
-        <w:t>image_processor = AutoImageProcessor.from_pretrained("pstroe/bullinger-general-model")</w:t>
-        <w:br/>
-        <w:t>model = VisionEncoderDecoderModel.from_pretrained("pstroe/bullinger-general-model")</w:t>
-        <w:br/>
-        <w:t>```</w:t>
+        <w:t>ModelBundle encapsulates the processor, model, and device:</w:t>
       </w:r>
     </w:p>
     <w:p>
       <w:r>
-        <w:t>The system loads three main components:</w:t>
+        <w:t>processor = TrOCRProcessor.from_pretrained(checkpoint)</w:t>
+        <w:br/>
+        <w:t>model = VisionEncoderDecoderModel.from_pretrained(checkpoint)</w:t>
+        <w:br/>
+        <w:t>model.to(device)</w:t>
+        <w:br/>
+        <w:t>model.eval()</w:t>
+      </w:r>
+    </w:p>
+    <w:p>
+      <w:r>
+        <w:t>load_model_bundle() validates the checkpoint against KNOWN_CHECKPOINTS and returns a ModelBundle used by both inference and batch evaluation.</w:t>
+      </w:r>
+    </w:p>
+    <w:p>
+      <w:pPr>
+        <w:pStyle w:val="Heading2"/>
+      </w:pPr>
+      <w:r>
+        <w:t>4.6.2 Inference (infer.py)</w:t>
+      </w:r>
+    </w:p>
+    <w:p>
+      <w:r>
+        <w:t>Single-image recognition is exposed via recognize():</w:t>
+      </w:r>
+    </w:p>
+    <w:p>
+      <w:r>
+        <w:t>def recognize(image, checkpoint: str) -&gt; str:</w:t>
+        <w:br/>
+        <w:t xml:space="preserve">    bundle = _cached_bundle(checkpoint)  # LRU-cached model load</w:t>
+        <w:br/>
+        <w:t xml:space="preserve">    pil_image = _load_image(image).convert('RGB')</w:t>
+        <w:br/>
+        <w:t xml:space="preserve">    return normalize_text(bundle.generate(pil_image))</w:t>
+      </w:r>
+    </w:p>
+    <w:p>
+      <w:r>
+        <w:t>Model weights are cached with functools.lru_cache so the Gradio app loads the model once per checkpoint and reuses it across requests.</w:t>
+      </w:r>
+    </w:p>
+    <w:p>
+      <w:pPr>
+        <w:pStyle w:val="Heading2"/>
+      </w:pPr>
+      <w:r>
+        <w:t>4.6.3 Metrics (metrics.py)</w:t>
+      </w:r>
+    </w:p>
+    <w:p>
+      <w:r>
+        <w:t>CER and WER are computed with jiwer using case-sensitive, whitespace-normalized text:</w:t>
+      </w:r>
+    </w:p>
+    <w:p>
+      <w:r>
+        <w:t>def normalize_text(text: str) -&gt; str:</w:t>
+        <w:br/>
+        <w:t xml:space="preserve">    return re.sub(r"\s+", " ", text.strip())</w:t>
+        <w:br/>
+        <w:t xml:space="preserve"/>
+        <w:br/>
+        <w:t>def compute_cer(predictions, references) -&gt; float:</w:t>
+        <w:br/>
+        <w:t xml:space="preserve">    return float(jiwer.cer(refs, preds))</w:t>
+      </w:r>
+    </w:p>
+    <w:p>
+      <w:r>
+        <w:t>summarize_errors() produces per-run substitution patterns for qualitative analysis, written to experiments/&lt;run_id&gt;/error_summary.json.</w:t>
+      </w:r>
+    </w:p>
+    <w:p>
+      <w:pPr>
+        <w:pStyle w:val="Heading2"/>
+      </w:pPr>
+      <w:r>
+        <w:t>4.6.4 Batch Evaluation (evaluate.py)</w:t>
+      </w:r>
+    </w:p>
+    <w:p>
+      <w:r>
+        <w:t>run_evaluation() drives reproducible experiments from YAML configs. It supports two backends: trocr (batched TrOCR inference) and tesseract (classical OCR baseline). Each run writes:</w:t>
       </w:r>
     </w:p>
     <w:p>
@@ -158,7 +379,7 @@
         <w:pStyle w:val="ListBullet"/>
       </w:pPr>
       <w:r>
-        <w:t>TrOCR processor for text tokenization and decoding</w:t>
+        <w:t>metrics.json — corpus CER, WER, and sample count</w:t>
       </w:r>
     </w:p>
     <w:p>
@@ -166,7 +387,7 @@
         <w:pStyle w:val="ListBullet"/>
       </w:pPr>
       <w:r>
-        <w:t>Image processor for preparing input images</w:t>
+        <w:t>predictions.csv — per-line reference, prediction, and CER</w:t>
       </w:r>
     </w:p>
     <w:p>
@@ -174,7 +395,33 @@
         <w:pStyle w:val="ListBullet"/>
       </w:pPr>
       <w:r>
-        <w:t>Pre-trained vision-encoder-decoder model</w:t>
+        <w:t>error_summary.json — top substitution patterns</w:t>
+      </w:r>
+    </w:p>
+    <w:p>
+      <w:pPr>
+        <w:pStyle w:val="ListBullet"/>
+      </w:pPr>
+      <w:r>
+        <w:t>config.json — frozen run configuration for traceability</w:t>
+      </w:r>
+    </w:p>
+    <w:p>
+      <w:r>
+        <w:t>Evaluation is invoked via:</w:t>
+      </w:r>
+    </w:p>
+    <w:p>
+      <w:r>
+        <w:t>python3 scripts/run_eval.py --config configs/iam_trocr_handwritten.yaml</w:t>
+      </w:r>
+    </w:p>
+    <w:p>
+      <w:pPr>
+        <w:pStyle w:val="Heading1"/>
+      </w:pPr>
+      <w:r>
+        <w:t>4.7 Gradio Application (app/gradio_app.py)</w:t>
       </w:r>
     </w:p>
     <w:p>
@@ -182,53 +429,52 @@
         <w:pStyle w:val="Heading2"/>
       </w:pPr>
       <w:r>
-        <w:t>4.4.2 Image Processing Function</w:t>
+        <w:t>4.7.1 Interface Structure</w:t>
       </w:r>
     </w:p>
     <w:p>
       <w:r>
-        <w:t>The process_image function handles the core recognition logic:</w:t>
+        <w:t>The web interface uses Gradio Blocks with these sections:</w:t>
       </w:r>
     </w:p>
     <w:p>
+      <w:pPr>
+        <w:pStyle w:val="ListNumber"/>
+      </w:pPr>
       <w:r>
-        <w:t>```python</w:t>
-        <w:br/>
-        <w:t>def process_image(image, ground_truth):</w:t>
-        <w:br/>
-        <w:t xml:space="preserve">    # Prepare image for model input</w:t>
-        <w:br/>
-        <w:t xml:space="preserve">    pixel_values = image_processor(image, return_tensors="pt").pixel_values</w:t>
-        <w:br/>
-        <w:t xml:space="preserve">    </w:t>
-        <w:br/>
-        <w:t xml:space="preserve">    # Generate text without beam search</w:t>
-        <w:br/>
-        <w:t xml:space="preserve">    generated_ids = model.generate(pixel_values)</w:t>
-        <w:br/>
-        <w:t xml:space="preserve">    </w:t>
-        <w:br/>
-        <w:t xml:space="preserve">    # Decode generated tokens to text</w:t>
-        <w:br/>
-        <w:t xml:space="preserve">    generated_text = processor.batch_decode(generated_ids, skip_special_tokens=True)[0]</w:t>
-        <w:br/>
-        <w:t xml:space="preserve">    </w:t>
-        <w:br/>
-        <w:t xml:space="preserve">    # Compute Character Error Rate if ground truth is provided</w:t>
-        <w:br/>
-        <w:t xml:space="preserve">    if ground_truth and ground_truth.strip():</w:t>
-        <w:br/>
-        <w:t xml:space="preserve">        cer = cer_metric.compute(predictions=[generated_text], references=[ground_truth])</w:t>
-        <w:br/>
-        <w:t xml:space="preserve">    else:</w:t>
-        <w:br/>
-        <w:t xml:space="preserve">        cer = "Ground truth not provided"</w:t>
-        <w:br/>
-        <w:t xml:space="preserve">    </w:t>
-        <w:br/>
-        <w:t xml:space="preserve">    return generated_text, cer</w:t>
-        <w:br/>
-        <w:t>```</w:t>
+        <w:t>Header: Title, architecture summary, and IAM benchmark CER (from experiments/ if available)</w:t>
+      </w:r>
+    </w:p>
+    <w:p>
+      <w:pPr>
+        <w:pStyle w:val="ListNumber"/>
+      </w:pPr>
+      <w:r>
+        <w:t>Input panel: Image upload (PIL), optional ground-truth textbox, Recognize and Clear buttons</w:t>
+      </w:r>
+    </w:p>
+    <w:p>
+      <w:pPr>
+        <w:pStyle w:val="ListNumber"/>
+      </w:pPr>
+      <w:r>
+        <w:t>Output panel: Recognized text and per-line CER when ground truth is supplied</w:t>
+      </w:r>
+    </w:p>
+    <w:p>
+      <w:pPr>
+        <w:pStyle w:val="ListNumber"/>
+      </w:pPr>
+      <w:r>
+        <w:t>Examples gallery: Eight IAM English demo lines from data/iam/demo/</w:t>
+      </w:r>
+    </w:p>
+    <w:p>
+      <w:pPr>
+        <w:pStyle w:val="ListNumber"/>
+      </w:pPr>
+      <w:r>
+        <w:t>Footer: Model and dataset attribution</w:t>
       </w:r>
     </w:p>
     <w:p>
@@ -236,43 +482,53 @@
         <w:pStyle w:val="Heading2"/>
       </w:pPr>
       <w:r>
-        <w:t>4.4.3 Example Data Loading</w:t>
+        <w:t>4.7.2 Recognition Handler</w:t>
       </w:r>
     </w:p>
     <w:p>
       <w:r>
-        <w:t>The system includes functionality to load example images and their corresponding transcriptions:</w:t>
+        <w:t>The process_image callback delegates to the shared library:</w:t>
       </w:r>
     </w:p>
     <w:p>
       <w:r>
-        <w:t>```python</w:t>
+        <w:t>def process_image(image, ground_truth: str):</w:t>
         <w:br/>
-        <w:t>def get_example_data(folder_path="./examples/"):</w:t>
+        <w:t xml:space="preserve">    text = recognize(image, TROCR_HANDWRITTEN)</w:t>
         <w:br/>
-        <w:t xml:space="preserve">    example_data = []</w:t>
+        <w:t xml:space="preserve">    if ground_truth and ground_truth.strip():</w:t>
         <w:br/>
-        <w:t xml:space="preserve">    for file_name in os.listdir(folder_path):</w:t>
+        <w:t xml:space="preserve">        cer = compute_cer([text], [ground_truth])</w:t>
         <w:br/>
-        <w:t xml:space="preserve">        if file_name.endswith(".png"):</w:t>
+        <w:t xml:space="preserve">        return text, f'{cer:.4f}'</w:t>
         <w:br/>
-        <w:t xml:space="preserve">            txt_file = file_name.replace(".png", ".txt")</w:t>
+        <w:t xml:space="preserve">    return text, 'Ground truth not provided'</w:t>
+      </w:r>
+    </w:p>
+    <w:p>
+      <w:pPr>
+        <w:pStyle w:val="Heading2"/>
+      </w:pPr>
+      <w:r>
+        <w:t>4.7.3 Example Data Loading</w:t>
+      </w:r>
+    </w:p>
+    <w:p>
+      <w:r>
+        <w:t>Examples are loaded from a CSV manifest rather than paired .txt files:</w:t>
+      </w:r>
+    </w:p>
+    <w:p>
+      <w:r>
+        <w:t>def get_example_data(folder_path=EXAMPLES_DIR):</w:t>
         <w:br/>
-        <w:t xml:space="preserve">            try:</w:t>
+        <w:t xml:space="preserve">    with open(labels_path, newline='', encoding='utf-8') as f:</w:t>
         <w:br/>
-        <w:t xml:space="preserve">                with open(os.path.join(folder_path, txt_file), "r") as f:</w:t>
+        <w:t xml:space="preserve">        for row in csv.DictReader(f):</w:t>
         <w:br/>
-        <w:t xml:space="preserve">                    transcription = f.read().strip()</w:t>
+        <w:t xml:space="preserve">            examples.append([image_path, row['transcription']])</w:t>
         <w:br/>
-        <w:t xml:space="preserve">                example_data.append([os.path.join(folder_path, file_name), transcription])</w:t>
-        <w:br/>
-        <w:t xml:space="preserve">            except FileNotFoundError:</w:t>
-        <w:br/>
-        <w:t xml:space="preserve">                pass</w:t>
-        <w:br/>
-        <w:t xml:space="preserve">    return example_data</w:t>
-        <w:br/>
-        <w:t>```</w:t>
+        <w:t xml:space="preserve">    return examples</w:t>
       </w:r>
     </w:p>
     <w:p>
@@ -280,84 +536,12 @@
         <w:pStyle w:val="Heading1"/>
       </w:pPr>
       <w:r>
-        <w:t>4.5 User Interface Design</w:t>
-      </w:r>
-    </w:p>
-    <w:p>
-      <w:pPr>
-        <w:pStyle w:val="Heading2"/>
-      </w:pPr>
-      <w:r>
-        <w:t>4.5.1 Gradio Interface Structure</w:t>
+        <w:t>4.8 Experiment Configuration</w:t>
       </w:r>
     </w:p>
     <w:p>
       <w:r>
-        <w:t>The web interface is built using Gradio's Blocks API with the following main sections:</w:t>
-      </w:r>
-    </w:p>
-    <w:p>
-      <w:pPr>
-        <w:pStyle w:val="ListNumber"/>
-      </w:pPr>
-      <w:r>
-        <w:t>Header: Contains university and project logos, title, and subtitle</w:t>
-      </w:r>
-    </w:p>
-    <w:p>
-      <w:pPr>
-        <w:pStyle w:val="ListNumber"/>
-      </w:pPr>
-      <w:r>
-        <w:t>Feature Badges: Highlight key capabilities</w:t>
-      </w:r>
-    </w:p>
-    <w:p>
-      <w:pPr>
-        <w:pStyle w:val="ListNumber"/>
-      </w:pPr>
-      <w:r>
-        <w:t>Description: Explains the technology and project background</w:t>
-      </w:r>
-    </w:p>
-    <w:p>
-      <w:pPr>
-        <w:pStyle w:val="ListNumber"/>
-      </w:pPr>
-      <w:r>
-        <w:t>How It Works: Step-by-step process explanation</w:t>
-      </w:r>
-    </w:p>
-    <w:p>
-      <w:pPr>
-        <w:pStyle w:val="ListNumber"/>
-      </w:pPr>
-      <w:r>
-        <w:t>Main Interface: Input/output panels for image upload and results</w:t>
-      </w:r>
-    </w:p>
-    <w:p>
-      <w:pPr>
-        <w:pStyle w:val="ListNumber"/>
-      </w:pPr>
-      <w:r>
-        <w:t>Examples: Gallery of sample images from the test set</w:t>
-      </w:r>
-    </w:p>
-    <w:p>
-      <w:pPr>
-        <w:pStyle w:val="ListNumber"/>
-      </w:pPr>
-      <w:r>
-        <w:t>Footer: Links to model card and research paper</w:t>
-      </w:r>
-    </w:p>
-    <w:p>
-      <w:pPr>
-        <w:pStyle w:val="Heading2"/>
-      </w:pPr>
-      <w:r>
-        <w:t>4.5.2 Input Components</w:t>
+        <w:t>Three YAML configs define the thesis experiment runs:</w:t>
       </w:r>
     </w:p>
     <w:p>
@@ -365,7 +549,7 @@
         <w:pStyle w:val="ListBullet"/>
       </w:pPr>
       <w:r>
-        <w:t>Image Upload: Accepts PIL images via drag-and-drop or file selection</w:t>
+        <w:t>configs/iam_trocr_handwritten.yaml — primary TrOCR result on IAM test (default 200 lines)</w:t>
       </w:r>
     </w:p>
     <w:p>
@@ -373,7 +557,7 @@
         <w:pStyle w:val="ListBullet"/>
       </w:pPr>
       <w:r>
-        <w:t>Ground Truth Textbox: Optional field for entering correct transcription</w:t>
+        <w:t>configs/iam_demo.yaml — qualitative demo subset (8 lines)</w:t>
       </w:r>
     </w:p>
     <w:p>
@@ -381,15 +565,25 @@
         <w:pStyle w:val="ListBullet"/>
       </w:pPr>
       <w:r>
-        <w:t>Control Buttons: Submit and clear buttons</w:t>
+        <w:t>configs/iam_tesseract.yaml — Tesseract baseline on the same IAM test split</w:t>
+      </w:r>
+    </w:p>
+    <w:p>
+      <w:r>
+        <w:t>The default max_samples: 200 keeps CPU-only evaluation tractable. Removing max_samples evaluates the full 2,915-line IAM test split on a GPU machine. All experiment outputs are stored under experiments/&lt;run_id&gt;/ and referenced by the thesis results chapter.</w:t>
       </w:r>
     </w:p>
     <w:p>
       <w:pPr>
-        <w:pStyle w:val="Heading2"/>
+        <w:pStyle w:val="Heading1"/>
       </w:pPr>
       <w:r>
-        <w:t>4.5.3 Output Components</w:t>
+        <w:t>4.9 Evaluation Metrics and Traceability</w:t>
+      </w:r>
+    </w:p>
+    <w:p>
+      <w:r>
+        <w:t>Every numeric result in the thesis must trace to experiments/&lt;run_id&gt;/metrics.json. Metrics follow the locked definitions in docs/RESEARCH_SCOPE.md:</w:t>
       </w:r>
     </w:p>
     <w:p>
@@ -397,7 +591,7 @@
         <w:pStyle w:val="ListBullet"/>
       </w:pPr>
       <w:r>
-        <w:t>Recognized Text: Displays the model's transcription</w:t>
+        <w:t>Case-sensitive CER and WER</w:t>
       </w:r>
     </w:p>
     <w:p>
@@ -405,7 +599,28 @@
         <w:pStyle w:val="ListBullet"/>
       </w:pPr>
       <w:r>
-        <w:t>Character Error Rate: Shows CER score when ground truth is provided</w:t>
+        <w:t>Whitespace normalization (strip ends, collapse internal spaces)</w:t>
+      </w:r>
+    </w:p>
+    <w:p>
+      <w:pPr>
+        <w:pStyle w:val="ListBullet"/>
+      </w:pPr>
+      <w:r>
+        <w:t>No lowercasing of transcriptions</w:t>
+      </w:r>
+    </w:p>
+    <w:p>
+      <w:pPr>
+        <w:pStyle w:val="ListBullet"/>
+      </w:pPr>
+      <w:r>
+        <w:t>Corpus CER = total character edits / total reference characters</w:t>
+      </w:r>
+    </w:p>
+    <w:p>
+      <w:r>
+        <w:t>scripts/plot_results.py generates experiments/figures/cer_comparison.png comparing measured runs against cited literature baselines. scripts/fill_thesis_metrics.py injects measured values into the thesis rewrite guide.</w:t>
       </w:r>
     </w:p>
     <w:p>
@@ -413,12 +628,30 @@
         <w:pStyle w:val="Heading1"/>
       </w:pPr>
       <w:r>
-        <w:t>4.6 Styling and Theming</w:t>
+        <w:t>4.10 Deployment Configuration</w:t>
       </w:r>
     </w:p>
     <w:p>
       <w:r>
-        <w:t>The application features a custom dark theme with:</w:t>
+        <w:t>The Gradio app is launched with demo.launch() for local or server deployment. For VPS hosting (e.g. aaPanel), production settings bind to all interfaces and sit behind an Nginx reverse proxy with WebSocket support:</w:t>
+      </w:r>
+    </w:p>
+    <w:p>
+      <w:r>
+        <w:t>demo.launch(server_name='0.0.0.0', server_port=7860)</w:t>
+      </w:r>
+    </w:p>
+    <w:p>
+      <w:r>
+        <w:t>A process manager (Supervisor) keeps the app running. The TrOCR model is downloaded from Hugging Face on first use and cached locally.</w:t>
+      </w:r>
+    </w:p>
+    <w:p>
+      <w:pPr>
+        <w:pStyle w:val="Heading1"/>
+      </w:pPr>
+      <w:r>
+        <w:t>4.11 Performance Considerations</w:t>
       </w:r>
     </w:p>
     <w:p>
@@ -426,7 +659,7 @@
         <w:pStyle w:val="ListBullet"/>
       </w:pPr>
       <w:r>
-        <w:t>Color Scheme: Navy blue primary, red accents, amber highlights</w:t>
+        <w:t>Model caching: LRU-cached ModelBundle avoids reloading weights on every request</w:t>
       </w:r>
     </w:p>
     <w:p>
@@ -434,7 +667,7 @@
         <w:pStyle w:val="ListBullet"/>
       </w:pPr>
       <w:r>
-        <w:t>Typography: Crimson Pro for headings, DM Sans for body text</w:t>
+        <w:t>Batched evaluation: evaluate.py processes images in configurable batch sizes (default 8)</w:t>
       </w:r>
     </w:p>
     <w:p>
@@ -442,7 +675,7 @@
         <w:pStyle w:val="ListBullet"/>
       </w:pPr>
       <w:r>
-        <w:t>Animations: Fade-in effects and hover transitions</w:t>
+        <w:t>Device selection: Automatic CUDA detection with CPU fallback</w:t>
       </w:r>
     </w:p>
     <w:p>
@@ -450,7 +683,23 @@
         <w:pStyle w:val="ListBullet"/>
       </w:pPr>
       <w:r>
-        <w:t>Responsive Design: Mobile-friendly layout adjustments</w:t>
+        <w:t>Preprocessing: RGB conversion via TrOCRProcessor; no custom binarization</w:t>
+      </w:r>
+    </w:p>
+    <w:p>
+      <w:pPr>
+        <w:pStyle w:val="ListBullet"/>
+      </w:pPr>
+      <w:r>
+        <w:t>Generation limit: max_new_tokens=128 caps decoder output length per line</w:t>
+      </w:r>
+    </w:p>
+    <w:p>
+      <w:pPr>
+        <w:pStyle w:val="ListBullet"/>
+      </w:pPr>
+      <w:r>
+        <w:t>Graceful degradation: Missing demo data or Tesseract binary produces informative messages</w:t>
       </w:r>
     </w:p>
     <w:p>
@@ -458,41 +707,12 @@
         <w:pStyle w:val="Heading1"/>
       </w:pPr>
       <w:r>
-        <w:t>4.7 Evaluation Metrics</w:t>
+        <w:t>4.12 Integration with Research Framework</w:t>
       </w:r>
     </w:p>
     <w:p>
       <w:r>
-        <w:t>The system implements Character Error Rate (CER) calculation using the evaluate library:</w:t>
-      </w:r>
-    </w:p>
-    <w:p>
-      <w:r>
-        <w:t>```python</w:t>
-        <w:br/>
-        <w:t>cer_metric = evaluate.load("cer")</w:t>
-        <w:br/>
-        <w:t>cer = cer_metric.compute(predictions=[generated_text], references=[ground_truth])</w:t>
-        <w:br/>
-        <w:t>```</w:t>
-      </w:r>
-    </w:p>
-    <w:p>
-      <w:r>
-        <w:t>CER measures the edit distance between predicted and reference text, normalized by the length of the reference.</w:t>
-      </w:r>
-    </w:p>
-    <w:p>
-      <w:pPr>
-        <w:pStyle w:val="Heading1"/>
-      </w:pPr>
-      <w:r>
-        <w:t>4.8 Deployment Configuration</w:t>
-      </w:r>
-    </w:p>
-    <w:p>
-      <w:r>
-        <w:t>The application is configured for local deployment with:</w:t>
+        <w:t>The implementation connects the thesis methodology to reproducible artifacts:</w:t>
       </w:r>
     </w:p>
     <w:p>
@@ -500,7 +720,7 @@
         <w:pStyle w:val="ListBullet"/>
       </w:pPr>
       <w:r>
-        <w:t>Theme: Custom Gradio theme based on Base theme</w:t>
+        <w:t>Research: YAML-driven batch evaluation with frozen outputs under experiments/</w:t>
       </w:r>
     </w:p>
     <w:p>
@@ -508,7 +728,7 @@
         <w:pStyle w:val="ListBullet"/>
       </w:pPr>
       <w:r>
-        <w:t>CSS: Extensive custom styling for enhanced user experience</w:t>
+        <w:t>Application: Shared recognize() and compute_cer() in the Gradio demo</w:t>
       </w:r>
     </w:p>
     <w:p>
@@ -516,7 +736,7 @@
         <w:pStyle w:val="ListBullet"/>
       </w:pPr>
       <w:r>
-        <w:t>Favicon: Project logo</w:t>
+        <w:t>Traceability: Every claim maps to a file path (configs, scripts, metrics.json)</w:t>
       </w:r>
     </w:p>
     <w:p>
@@ -524,104 +744,17 @@
         <w:pStyle w:val="ListBullet"/>
       </w:pPr>
       <w:r>
-        <w:t>Share Option: Disabled for local use</w:t>
-      </w:r>
-    </w:p>
-    <w:p>
-      <w:pPr>
-        <w:pStyle w:val="Heading1"/>
-      </w:pPr>
-      <w:r>
-        <w:t>4.9 Performance Considerations</w:t>
-      </w:r>
-    </w:p>
-    <w:p>
-      <w:pPr>
-        <w:pStyle w:val="ListBullet"/>
-      </w:pPr>
-      <w:r>
-        <w:t>Model Loading: Models are loaded once at startup for efficiency</w:t>
-      </w:r>
-    </w:p>
-    <w:p>
-      <w:pPr>
-        <w:pStyle w:val="ListBullet"/>
-      </w:pPr>
-      <w:r>
-        <w:t>Image Processing: Real-time processing with minimal latency</w:t>
-      </w:r>
-    </w:p>
-    <w:p>
-      <w:pPr>
-        <w:pStyle w:val="ListBullet"/>
-      </w:pPr>
-      <w:r>
-        <w:t>Memory Management: Efficient handling of PIL images and tensors</w:t>
-      </w:r>
-    </w:p>
-    <w:p>
-      <w:pPr>
-        <w:pStyle w:val="ListBullet"/>
-      </w:pPr>
-      <w:r>
-        <w:t>Error Handling: Graceful handling of missing files and invalid inputs</w:t>
-      </w:r>
-    </w:p>
-    <w:p>
-      <w:pPr>
-        <w:pStyle w:val="Heading1"/>
-      </w:pPr>
-      <w:r>
-        <w:t>4.10 Integration with Research Framework</w:t>
+        <w:t>Accessibility: Web UI for non-technical users to test English IAM line transcription</w:t>
       </w:r>
     </w:p>
     <w:p>
       <w:r>
-        <w:t>The implementation serves as a practical demonstration of the research findings, providing:</w:t>
-      </w:r>
-    </w:p>
-    <w:p>
-      <w:pPr>
-        <w:pStyle w:val="ListBullet"/>
-      </w:pPr>
-      <w:r>
-        <w:t>Accessibility: Web-based interface for non-technical users</w:t>
-      </w:r>
-    </w:p>
-    <w:p>
-      <w:pPr>
-        <w:pStyle w:val="ListBullet"/>
-      </w:pPr>
-      <w:r>
-        <w:t>Interactivity: Real-time feedback and evaluation</w:t>
-      </w:r>
-    </w:p>
-    <w:p>
-      <w:pPr>
-        <w:pStyle w:val="ListBullet"/>
-      </w:pPr>
-      <w:r>
-        <w:t>Educational Value: Clear explanation of the underlying technology</w:t>
-      </w:r>
-    </w:p>
-    <w:p>
-      <w:pPr>
-        <w:pStyle w:val="ListBullet"/>
-      </w:pPr>
-      <w:r>
-        <w:t>Research Validation: Empirical testing of model performance</w:t>
-      </w:r>
-    </w:p>
-    <w:p>
-      <w:r>
-        <w:t>This implementation bridges the gap between advanced machine learning research and practical application, making state-of-the-art handwritten text recognition accessible to researchers, historians, and digital humanities practitioners.</w:t>
+        <w:t>This design separates the research evaluation pipeline from the interactive demo while keeping a single source of truth for model loading, inference, and metrics — ensuring that application behaviour matches benchmark measurements.</w:t>
       </w:r>
     </w:p>
     <w:sectPr>
       <w:pgSz w:w="12240" w:h="15840"/>
-      <w:pgMar w:top="1440" w:right="1800" w:bottom="1440" w:left="1800" w:header="720" w:footer="720" w:gutter="0"/>
-      <w:cols w:space="720"/>
-      <w:docGrid w:linePitch="360"/>
+      <w:pgMar w:top="1440" w:right="1440" w:bottom="1440" w:left="1440" w:header="720" w:footer="720" w:gutter="0"/>
     </w:sectPr>
   </w:body>
 </w:document>

--- a/trocr-bullinger-htr-main/Chapter_4_Implementation.docx
+++ b/trocr-bullinger-htr-main/Chapter_4_Implementation.docx
@@ -22,6 +22,11 @@
     <w:p>
       <w:r>
         <w:t>The implementation delivers an English handwritten text recognition (HTR) research and application pipeline. The system has two integrated layers: (1) a reproducible batch evaluation pipeline for measuring Character Error Rate (CER) and Word Error Rate (WER) on the IAM Handwriting Database, and (2) a Gradio web application for interactive line transcription. Both layers share the same core inference and metrics modules under src/htr/. The work is evaluation-only: no new model training is performed; the pretrained checkpoint microsoft/trocr-base-handwritten is used throughout.</w:t>
+      </w:r>
+    </w:p>
+    <w:p>
+      <w:r>
+        <w:t>Technology choices were guided by three principles: reproducibility (every result traces to a config file and an output artifact), interoperability (standard open-source ML libraries rather than custom frameworks), and separation of concerns (data preparation, model inference, metric computation, and user interface are implemented as distinct modules that can be tested and replaced independently).</w:t>
       </w:r>
     </w:p>
     <w:p>
@@ -87,95 +92,766 @@
     </w:p>
     <w:p>
       <w:pPr>
+        <w:pStyle w:val="ListBullet"/>
+      </w:pPr>
+      <w:r>
+        <w:t>pyproject.toml / environment.yml: Dependency and environment specifications</w:t>
+      </w:r>
+    </w:p>
+    <w:p>
+      <w:pPr>
         <w:pStyle w:val="Heading1"/>
       </w:pPr>
       <w:r>
-        <w:t>4.3 Technology Stack</w:t>
+        <w:t>4.3 Technology Stack — Detailed Overview</w:t>
       </w:r>
     </w:p>
     <w:p>
       <w:r>
-        <w:t>The implementation uses the following technologies (see pyproject.toml and environment.yml):</w:t>
+        <w:t>This section explains each technology used in the implementation, its purpose within the system, and the rationale for choosing it over alternatives. Dependencies are declared in pyproject.toml (pip install -e .) and environment.yml (conda alternative).</w:t>
       </w:r>
     </w:p>
     <w:p>
       <w:pPr>
-        <w:pStyle w:val="ListBullet"/>
+        <w:pStyle w:val="Heading2"/>
       </w:pPr>
       <w:r>
-        <w:t>Python 3.9+: Core language</w:t>
+        <w:t>Python 3.9+ (recommended 3.10)</w:t>
+      </w:r>
+    </w:p>
+    <w:p>
+      <w:r>
+        <w:rPr>
+          <w:b/>
+        </w:rPr>
+        <w:t xml:space="preserve">Purpose: </w:t>
+      </w:r>
+      <w:r>
+        <w:t>Serves as the sole implementation language for data scripts, the shared HTR library, batch evaluation, and the Gradio web application.</w:t>
+      </w:r>
+    </w:p>
+    <w:p>
+      <w:r>
+        <w:rPr>
+          <w:b/>
+        </w:rPr>
+        <w:t xml:space="preserve">Reason for selection: </w:t>
+      </w:r>
+      <w:r>
+        <w:t>Python is the de facto standard for machine learning research and prototyping. Its ecosystem provides first-class support for PyTorch, Hugging Face Transformers, and Gradio — all required by this project. Version 3.9+ is mandated by pyproject.toml; Python 3.10 is specified in environment.yml for conda users because it balances stability with broad library compatibility.</w:t>
+      </w:r>
+    </w:p>
+    <w:p>
+      <w:r>
+        <w:rPr>
+          <w:b/>
+        </w:rPr>
+        <w:t xml:space="preserve">Usage in this project: </w:t>
+      </w:r>
+      <w:r>
+        <w:t>All modules under src/htr/, scripts/, and app/ are Python. The package is installed editable via pip install -e . so imports resolve consistently across scripts and the app.</w:t>
       </w:r>
     </w:p>
     <w:p>
       <w:pPr>
-        <w:pStyle w:val="ListBullet"/>
+        <w:pStyle w:val="Heading2"/>
       </w:pPr>
       <w:r>
-        <w:t>PyTorch (torch): Deep learning runtime; CUDA used when available, otherwise CPU</w:t>
+        <w:t>PyTorch (torch) and torchvision</w:t>
+      </w:r>
+    </w:p>
+    <w:p>
+      <w:r>
+        <w:rPr>
+          <w:b/>
+        </w:rPr>
+        <w:t xml:space="preserve">Purpose: </w:t>
+      </w:r>
+      <w:r>
+        <w:t>Provides the deep learning runtime: tensor operations, GPU acceleration, model loading, and autoregressive text generation during TrOCR inference.</w:t>
+      </w:r>
+    </w:p>
+    <w:p>
+      <w:r>
+        <w:rPr>
+          <w:b/>
+        </w:rPr>
+        <w:t xml:space="preserve">Reason for selection: </w:t>
+      </w:r>
+      <w:r>
+        <w:t>TrOCR and Hugging Face Transformers are built on PyTorch. PyTorch offers dynamic computation graphs, mature CUDA support, and direct integration with VisionEncoderDecoderModel. torchvision complements torch for image tensor handling. Alternatives such as TensorFlow or JAX were not chosen because the TrOCR checkpoint and processor are distributed through the Hugging Face PyTorch ecosystem.</w:t>
+      </w:r>
+    </w:p>
+    <w:p>
+      <w:r>
+        <w:rPr>
+          <w:b/>
+        </w:rPr>
+        <w:t xml:space="preserve">Usage in this project: </w:t>
+      </w:r>
+      <w:r>
+        <w:t>models.py loads weights with VisionEncoderDecoderModel.from_pretrained(), moves the model to cuda or cpu via model.to(device), and runs model.generate() inside torch.no_grad() during inference. evaluate.py uses torch.utils.data.DataLoader for batched evaluation.</w:t>
       </w:r>
     </w:p>
     <w:p>
       <w:pPr>
-        <w:pStyle w:val="ListBullet"/>
+        <w:pStyle w:val="Heading2"/>
       </w:pPr>
       <w:r>
-        <w:t>Hugging Face Transformers: TrOCRProcessor and VisionEncoderDecoderModel loading</w:t>
+        <w:t>Hugging Face Transformers</w:t>
+      </w:r>
+    </w:p>
+    <w:p>
+      <w:r>
+        <w:rPr>
+          <w:b/>
+        </w:rPr>
+        <w:t xml:space="preserve">Purpose: </w:t>
+      </w:r>
+      <w:r>
+        <w:t>Supplies the TrOCR model architecture (VisionEncoderDecoderModel), the matched TrOCRProcessor (image preprocessing and text tokenization/decoding), and the standard from_pretrained() API for loading microsoft/trocr-base-handwritten.</w:t>
+      </w:r>
+    </w:p>
+    <w:p>
+      <w:r>
+        <w:rPr>
+          <w:b/>
+        </w:rPr>
+        <w:t xml:space="preserve">Reason for selection: </w:t>
+      </w:r>
+      <w:r>
+        <w:t>Implementing TrOCR from scratch would require replicating the ViT encoder, BART decoder, and tokenizer pipeline — hundreds of lines of error-prone code. Transformers provides battle-tested, paper-faithful implementations maintained by Microsoft and the open-source community. It also ensures that processor and model weights stay paired, which is critical for correct preprocessing and decoding.</w:t>
+      </w:r>
+    </w:p>
+    <w:p>
+      <w:r>
+        <w:rPr>
+          <w:b/>
+        </w:rPr>
+        <w:t xml:space="preserve">Usage in this project: </w:t>
+      </w:r>
+      <w:r>
+        <w:t>TrOCRProcessor.from_pretrained(checkpoint) loads both image_processor and text tokenizer. VisionEncoderDecoderModel.from_pretrained(checkpoint) loads encoder-decoder weights. Both are called in src/htr/models.py inside load_model_bundle().</w:t>
       </w:r>
     </w:p>
     <w:p>
       <w:pPr>
-        <w:pStyle w:val="ListBullet"/>
+        <w:pStyle w:val="Heading2"/>
       </w:pPr>
       <w:r>
-        <w:t>Gradio 4.x: Web interface for the interactive demo</w:t>
+        <w:t>Hugging Face Hub (huggingface_hub)</w:t>
+      </w:r>
+    </w:p>
+    <w:p>
+      <w:r>
+        <w:rPr>
+          <w:b/>
+        </w:rPr>
+        <w:t xml:space="preserve">Purpose: </w:t>
+      </w:r>
+      <w:r>
+        <w:t>Handles automatic download, caching, and versioning of the TrOCR checkpoint and processor files from the Hugging Face model registry on first use.</w:t>
+      </w:r>
+    </w:p>
+    <w:p>
+      <w:r>
+        <w:rPr>
+          <w:b/>
+        </w:rPr>
+        <w:t xml:space="preserve">Reason for selection: </w:t>
+      </w:r>
+      <w:r>
+        <w:t>Storing large model weights (hundreds of megabytes) inside the Git repository is impractical. The Hub provides a reliable CDN-backed distribution channel with local disk caching, so the same checkpoint is fetched once and reused across evaluation runs and the Gradio app. sentencepiece (a Hub dependency for BART tokenization) is pulled transitively.</w:t>
+      </w:r>
+    </w:p>
+    <w:p>
+      <w:r>
+        <w:rPr>
+          <w:b/>
+        </w:rPr>
+        <w:t xml:space="preserve">Usage in this project: </w:t>
+      </w:r>
+      <w:r>
+        <w:t>When load_model_bundle() or from_pretrained() is first called, weights are downloaded to the local Hugging Face cache (~/.cache/huggingface/). Subsequent runs load from disk.</w:t>
       </w:r>
     </w:p>
     <w:p>
       <w:pPr>
-        <w:pStyle w:val="ListBullet"/>
+        <w:pStyle w:val="Heading2"/>
       </w:pPr>
       <w:r>
-        <w:t>Pillow (PIL): RGB image loading and conversion</w:t>
+        <w:t>TrOCR Architecture (ViT Encoder + BART Decoder)</w:t>
+      </w:r>
+    </w:p>
+    <w:p>
+      <w:r>
+        <w:rPr>
+          <w:b/>
+        </w:rPr>
+        <w:t xml:space="preserve">Purpose: </w:t>
+      </w:r>
+      <w:r>
+        <w:t>Performs the core handwritten text recognition task: encoding a line image into visual features and autoregressively decoding them into a text transcription.</w:t>
+      </w:r>
+    </w:p>
+    <w:p>
+      <w:r>
+        <w:rPr>
+          <w:b/>
+        </w:rPr>
+        <w:t xml:space="preserve">Reason for selection: </w:t>
+      </w:r>
+      <w:r>
+        <w:t>TrOCR (Li et al., 2021) is the state-of-the-art transformer approach for OCR/HTR and the focus of this thesis. The Vision Transformer (ViT) encoder captures spatial relationships in handwriting better than classical CNN feature extractors for this task. The BART decoder leverages pretrained language modelling to produce coherent word sequences. The checkpoint microsoft/trocr-base-handwritten is pretrained specifically on English IAM handwriting, making it the correct model for this benchmark without additional fine-tuning.</w:t>
+      </w:r>
+    </w:p>
+    <w:p>
+      <w:r>
+        <w:rPr>
+          <w:b/>
+        </w:rPr>
+        <w:t xml:space="preserve">Usage in this project: </w:t>
+      </w:r>
+      <w:r>
+        <w:t>The encoder processes RGB line images into pixel tensors. The decoder generates token IDs up to max_new_tokens=128, which are batch-decoded into strings in ModelBundle.generate_batch().</w:t>
       </w:r>
     </w:p>
     <w:p>
       <w:pPr>
-        <w:pStyle w:val="ListBullet"/>
+        <w:pStyle w:val="Heading2"/>
       </w:pPr>
       <w:r>
-        <w:t>jiwer: Case-sensitive CER and WER computation</w:t>
+        <w:t>Gradio (4.x)</w:t>
+      </w:r>
+    </w:p>
+    <w:p>
+      <w:r>
+        <w:rPr>
+          <w:b/>
+        </w:rPr>
+        <w:t xml:space="preserve">Purpose: </w:t>
+      </w:r>
+      <w:r>
+        <w:t>Provides the web-based user interface for the interactive HTR demo: image upload, transcription display, optional ground-truth CER feedback, and an examples gallery.</w:t>
+      </w:r>
+    </w:p>
+    <w:p>
+      <w:r>
+        <w:rPr>
+          <w:b/>
+        </w:rPr>
+        <w:t xml:space="preserve">Reason for selection: </w:t>
+      </w:r>
+      <w:r>
+        <w:t>Building a custom HTML/JavaScript frontend would add significant development overhead without improving research outcomes. Gradio is designed for ML demos: it handles file upload, image preview, event callbacks, and local/server deployment in a few lines of Python. It also supports Blocks API for structured layouts and integrates natively with PIL images returned by the inference pipeline.</w:t>
+      </w:r>
+    </w:p>
+    <w:p>
+      <w:r>
+        <w:rPr>
+          <w:b/>
+        </w:rPr>
+        <w:t xml:space="preserve">Usage in this project: </w:t>
+      </w:r>
+      <w:r>
+        <w:t>app/gradio_app.py defines a gr.Blocks interface with gr.Image, gr.Textbox, gr.Button, and gr.Examples components. The btn_submit.click handler calls process_image(), which delegates to recognize() and compute_cer() from src/htr/.</w:t>
       </w:r>
     </w:p>
     <w:p>
       <w:pPr>
-        <w:pStyle w:val="ListBullet"/>
+        <w:pStyle w:val="Heading2"/>
       </w:pPr>
       <w:r>
-        <w:t>Hugging Face datasets: IAM line dataset download (Teklia/IAM-line)</w:t>
+        <w:t>Pillow (PIL)</w:t>
+      </w:r>
+    </w:p>
+    <w:p>
+      <w:r>
+        <w:rPr>
+          <w:b/>
+        </w:rPr>
+        <w:t xml:space="preserve">Purpose: </w:t>
+      </w:r>
+      <w:r>
+        <w:t>Loads, converts, and passes image data between the filesystem, Gradio upload widget, and the TrOCR image processor as RGB PIL Image objects.</w:t>
+      </w:r>
+    </w:p>
+    <w:p>
+      <w:r>
+        <w:rPr>
+          <w:b/>
+        </w:rPr>
+        <w:t xml:space="preserve">Reason for selection: </w:t>
+      </w:r>
+      <w:r>
+        <w:t>Pillow is the standard Python imaging library and the format expected by both Gradio (type='pil') and Hugging Face image processors. It handles PNG/JPEG decoding, colour space conversion (.convert('RGB')), and saving during the IAM data export pipeline. OpenCV was not used because TrOCR preprocessing is handled entirely by TrOCRProcessor and no custom computer-vision operations (binarization, deskewing) are applied in this implementation.</w:t>
+      </w:r>
+    </w:p>
+    <w:p>
+      <w:r>
+        <w:rPr>
+          <w:b/>
+        </w:rPr>
+        <w:t xml:space="preserve">Usage in this project: </w:t>
+      </w:r>
+      <w:r>
+        <w:t>infer.py converts all inputs to RGB via _load_image(). prepare_iam_lines.py saves IAM line images as PNG files. evaluate.py opens image paths with Image.open() before batching.</w:t>
       </w:r>
     </w:p>
     <w:p>
       <w:pPr>
-        <w:pStyle w:val="ListBullet"/>
+        <w:pStyle w:val="Heading2"/>
       </w:pPr>
       <w:r>
-        <w:t>PyYAML: Evaluation configuration files</w:t>
+        <w:t>jiwer</w:t>
+      </w:r>
+    </w:p>
+    <w:p>
+      <w:r>
+        <w:rPr>
+          <w:b/>
+        </w:rPr>
+        <w:t xml:space="preserve">Purpose: </w:t>
+      </w:r>
+      <w:r>
+        <w:t>Computes Character Error Rate (CER) and Word Error Rate (WER) using Levenshtein edit distance, aligned with standard HTR evaluation practice.</w:t>
+      </w:r>
+    </w:p>
+    <w:p>
+      <w:r>
+        <w:rPr>
+          <w:b/>
+        </w:rPr>
+        <w:t xml:space="preserve">Reason for selection: </w:t>
+      </w:r>
+      <w:r>
+        <w:t>CER and WER are the primary metrics defined in docs/RESEARCH_SCOPE.md. jiwer is a lightweight, well-tested library dedicated to speech and text recognition metrics. It was chosen over manual edit-distance implementations (error-prone) and over the Hugging Face evaluate library's CER metric because jiwer gives direct control over normalization and integrates cleanly with per-line and corpus-level aggregation. The evaluate package is listed in dependencies for compatibility but jiwer is the active metric backend.</w:t>
+      </w:r>
+    </w:p>
+    <w:p>
+      <w:r>
+        <w:rPr>
+          <w:b/>
+        </w:rPr>
+        <w:t xml:space="preserve">Usage in this project: </w:t>
+      </w:r>
+      <w:r>
+        <w:t>src/htr/metrics.py calls jiwer.cer() and jiwer.wer() after case-sensitive whitespace normalization. summarize_errors() uses jiwer.process_words() for alignment-based error pattern analysis. The Gradio app calls compute_cer() for live per-image feedback.</w:t>
       </w:r>
     </w:p>
     <w:p>
       <w:pPr>
-        <w:pStyle w:val="ListBullet"/>
+        <w:pStyle w:val="Heading2"/>
       </w:pPr>
       <w:r>
-        <w:t>pytesseract: Optional Tesseract baseline backend</w:t>
+        <w:t>Hugging Face datasets</w:t>
+      </w:r>
+    </w:p>
+    <w:p>
+      <w:r>
+        <w:rPr>
+          <w:b/>
+        </w:rPr>
+        <w:t xml:space="preserve">Purpose: </w:t>
+      </w:r>
+      <w:r>
+        <w:t>Downloads and loads the Teklia/IAM-line dataset with official train, validation, and test splits directly from the Hugging Face Hub.</w:t>
+      </w:r>
+    </w:p>
+    <w:p>
+      <w:r>
+        <w:rPr>
+          <w:b/>
+        </w:rPr>
+        <w:t xml:space="preserve">Reason for selection: </w:t>
+      </w:r>
+      <w:r>
+        <w:t>The IAM Handwriting Database is the thesis benchmark. The Teklia/IAM-line distribution on Hugging Face provides clean, pre-split line-level data with image and text columns, avoiding manual parsing of the original IAM XML/ASCII distribution. Using datasets ensures reproducible splits (6,482 / 976 / 2,915 lines) that match published benchmarks.</w:t>
+      </w:r>
+    </w:p>
+    <w:p>
+      <w:r>
+        <w:rPr>
+          <w:b/>
+        </w:rPr>
+        <w:t xml:space="preserve">Usage in this project: </w:t>
+      </w:r>
+      <w:r>
+        <w:t>scripts/download_iam.py calls load_dataset('Teklia/IAM-line') and exports each split to Parquet. scripts/prepare_iam_lines.py reloads Parquet (or streams from Hub) and writes per-split image folders and labels.csv files.</w:t>
       </w:r>
     </w:p>
     <w:p>
       <w:pPr>
-        <w:pStyle w:val="ListBullet"/>
+        <w:pStyle w:val="Heading2"/>
       </w:pPr>
       <w:r>
-        <w:t>matplotlib: CER comparison figure generation</w:t>
+        <w:t>Apache Parquet and PyArrow</w:t>
+      </w:r>
+    </w:p>
+    <w:p>
+      <w:r>
+        <w:rPr>
+          <w:b/>
+        </w:rPr>
+        <w:t xml:space="preserve">Purpose: </w:t>
+      </w:r>
+      <w:r>
+        <w:t>Stores raw IAM splits in a compact, columnar binary format between download and image export.</w:t>
+      </w:r>
+    </w:p>
+    <w:p>
+      <w:r>
+        <w:rPr>
+          <w:b/>
+        </w:rPr>
+        <w:t xml:space="preserve">Reason for selection: </w:t>
+      </w:r>
+      <w:r>
+        <w:t>Parquet is efficient for storing large image datasets with metadata columns: it compresses well, supports fast partial reads, and is the native serialization format of Hugging Face datasets. PyArrow provides the Python bindings required by datasets for Parquet I/O. Without this intermediate format, every data preparation run would re-download from the Hub.</w:t>
+      </w:r>
+    </w:p>
+    <w:p>
+      <w:r>
+        <w:rPr>
+          <w:b/>
+        </w:rPr>
+        <w:t xml:space="preserve">Usage in this project: </w:t>
+      </w:r>
+      <w:r>
+        <w:t>Downloaded splits are saved as data/iam/raw/iam_line_{split}.parquet. prepare_iam_lines.py reads these files with load_dataset('parquet', data_files=...) when available.</w:t>
+      </w:r>
+    </w:p>
+    <w:p>
+      <w:pPr>
+        <w:pStyle w:val="Heading2"/>
+      </w:pPr>
+      <w:r>
+        <w:t>pandas</w:t>
+      </w:r>
+    </w:p>
+    <w:p>
+      <w:r>
+        <w:rPr>
+          <w:b/>
+        </w:rPr>
+        <w:t xml:space="preserve">Purpose: </w:t>
+      </w:r>
+      <w:r>
+        <w:t>Supports tabular data handling in scripts that process dataset metadata and experiment outputs (alongside raw csv module usage in core evaluation).</w:t>
+      </w:r>
+    </w:p>
+    <w:p>
+      <w:r>
+        <w:rPr>
+          <w:b/>
+        </w:rPr>
+        <w:t xml:space="preserve">Reason for selection: </w:t>
+      </w:r>
+      <w:r>
+        <w:t>pandas is the standard Python tool for tabular data manipulation and is a transitive dependency of datasets and matplotlib workflows. It simplifies reading, filtering, and aggregating experiment tables when generating thesis figures and filled metric documents.</w:t>
+      </w:r>
+    </w:p>
+    <w:p>
+      <w:r>
+        <w:rPr>
+          <w:b/>
+        </w:rPr>
+        <w:t xml:space="preserve">Usage in this project: </w:t>
+      </w:r>
+      <w:r>
+        <w:t>Used in supporting scripts (plot_results.py, fill_thesis_metrics.py) and available throughout the environment for ad hoc analysis of predictions.csv files.</w:t>
+      </w:r>
+    </w:p>
+    <w:p>
+      <w:pPr>
+        <w:pStyle w:val="Heading2"/>
+      </w:pPr>
+      <w:r>
+        <w:t>PyYAML</w:t>
+      </w:r>
+    </w:p>
+    <w:p>
+      <w:r>
+        <w:rPr>
+          <w:b/>
+        </w:rPr>
+        <w:t xml:space="preserve">Purpose: </w:t>
+      </w:r>
+      <w:r>
+        <w:t>Defines experiment configurations in human-readable YAML files that specify run ID, model checkpoint, dataset split, batch size, sample limits, and backend type.</w:t>
+      </w:r>
+    </w:p>
+    <w:p>
+      <w:r>
+        <w:rPr>
+          <w:b/>
+        </w:rPr>
+        <w:t xml:space="preserve">Reason for selection: </w:t>
+      </w:r>
+      <w:r>
+        <w:t>Hard-coding experiment parameters in Python scripts makes reproduction difficult and error-prone. YAML configs separate what to run from how to run it: the same run_evaluation() function executes any experiment by reading a config file. This supports thesis traceability — each experiments/&lt;run_id&gt;/config.json is a frozen copy of the YAML used at run time.</w:t>
+      </w:r>
+    </w:p>
+    <w:p>
+      <w:r>
+        <w:rPr>
+          <w:b/>
+        </w:rPr>
+        <w:t xml:space="preserve">Usage in this project: </w:t>
+      </w:r>
+      <w:r>
+        <w:t>configs/iam_trocr_handwritten.yaml, iam_demo.yaml, and iam_tesseract.yaml are loaded by scripts/run_eval.py via yaml.safe_load() and mapped to an EvalConfig dataclass.</w:t>
+      </w:r>
+    </w:p>
+    <w:p>
+      <w:pPr>
+        <w:pStyle w:val="Heading2"/>
+      </w:pPr>
+      <w:r>
+        <w:t>Tesseract OCR and pytesseract</w:t>
+      </w:r>
+    </w:p>
+    <w:p>
+      <w:r>
+        <w:rPr>
+          <w:b/>
+        </w:rPr>
+        <w:t xml:space="preserve">Purpose: </w:t>
+      </w:r>
+      <w:r>
+        <w:t>Provides a classical, non-neural OCR baseline for comparison against TrOCR on the same IAM test split.</w:t>
+      </w:r>
+    </w:p>
+    <w:p>
+      <w:r>
+        <w:rPr>
+          <w:b/>
+        </w:rPr>
+        <w:t xml:space="preserve">Reason for selection: </w:t>
+      </w:r>
+      <w:r>
+        <w:t>A transformer-based result is only meaningful when compared against a traditional baseline on identical data. Tesseract 5.x is the most widely available open-source OCR engine. pytesseract is its Python wrapper, called from evaluate.py when backend: tesseract is set. If the Tesseract binary is not installed, the run is gracefully skipped and recorded in metrics.json with status: skipped — preserving pipeline reproducibility without blocking TrOCR experiments.</w:t>
+      </w:r>
+    </w:p>
+    <w:p>
+      <w:r>
+        <w:rPr>
+          <w:b/>
+        </w:rPr>
+        <w:t xml:space="preserve">Usage in this project: </w:t>
+      </w:r>
+      <w:r>
+        <w:t>evaluate.py calls pytesseract.image_to_string(image, config='--psm 7') for single-line mode on each IAM test image. configs/iam_tesseract.yaml sets backend: tesseract.</w:t>
+      </w:r>
+    </w:p>
+    <w:p>
+      <w:pPr>
+        <w:pStyle w:val="Heading2"/>
+      </w:pPr>
+      <w:r>
+        <w:t>matplotlib</w:t>
+      </w:r>
+    </w:p>
+    <w:p>
+      <w:r>
+        <w:rPr>
+          <w:b/>
+        </w:rPr>
+        <w:t xml:space="preserve">Purpose: </w:t>
+      </w:r>
+      <w:r>
+        <w:t>Generates publication-quality bar charts comparing measured CER results against literature baselines for the thesis results chapter.</w:t>
+      </w:r>
+    </w:p>
+    <w:p>
+      <w:r>
+        <w:rPr>
+          <w:b/>
+        </w:rPr>
+        <w:t xml:space="preserve">Reason for selection: </w:t>
+      </w:r>
+      <w:r>
+        <w:t>Visual comparison of TrOCR, Tesseract, and cited literature CER values is required for Chapter 4 (Results). matplotlib is the standard Python plotting library, produces high-DPI PNG output, and requires no external GUI — suitable for headless server execution during automated experiment pipelines.</w:t>
+      </w:r>
+    </w:p>
+    <w:p>
+      <w:r>
+        <w:rPr>
+          <w:b/>
+        </w:rPr>
+        <w:t xml:space="preserve">Usage in this project: </w:t>
+      </w:r>
+      <w:r>
+        <w:t>scripts/plot_results.py reads experiments/*/metrics.json, builds a CER bar chart including literature anchors (AttentionHTR, Light Transformer, GFCN), and saves experiments/figures/cer_comparison.png.</w:t>
+      </w:r>
+    </w:p>
+    <w:p>
+      <w:pPr>
+        <w:pStyle w:val="Heading2"/>
+      </w:pPr>
+      <w:r>
+        <w:t>setuptools and pyproject.toml (PEP 621)</w:t>
+      </w:r>
+    </w:p>
+    <w:p>
+      <w:r>
+        <w:rPr>
+          <w:b/>
+        </w:rPr>
+        <w:t xml:space="preserve">Purpose: </w:t>
+      </w:r>
+      <w:r>
+        <w:t>Packages the src/htr/ library as an installable Python project with declared dependencies and version metadata.</w:t>
+      </w:r>
+    </w:p>
+    <w:p>
+      <w:r>
+        <w:rPr>
+          <w:b/>
+        </w:rPr>
+        <w:t xml:space="preserve">Reason for selection: </w:t>
+      </w:r>
+      <w:r>
+        <w:t>Editable installation (pip install -e .) ensures that scripts, the Gradio app, and evaluation CLI all import from the same htr package without manual PYTHONPATH manipulation. pyproject.toml is the modern standard for Python project metadata, making dependency versions explicit and reproducible for thesis examiners and future contributors.</w:t>
+      </w:r>
+    </w:p>
+    <w:p>
+      <w:r>
+        <w:rPr>
+          <w:b/>
+        </w:rPr>
+        <w:t xml:space="preserve">Usage in this project: </w:t>
+      </w:r>
+      <w:r>
+        <w:t>pyproject.toml lists all runtime dependencies. setuptools discovers packages under src/ via [tool.setuptools.packages.find]. The project is installed once during setup.</w:t>
+      </w:r>
+    </w:p>
+    <w:p>
+      <w:pPr>
+        <w:pStyle w:val="Heading2"/>
+      </w:pPr>
+      <w:r>
+        <w:t>JSON and CSV (standard library + flat files)</w:t>
+      </w:r>
+    </w:p>
+    <w:p>
+      <w:r>
+        <w:rPr>
+          <w:b/>
+        </w:rPr>
+        <w:t xml:space="preserve">Purpose: </w:t>
+      </w:r>
+      <w:r>
+        <w:t>Persists experiment metrics, per-line predictions, error summaries, and dataset labels in human-readable, tool-agnostic formats.</w:t>
+      </w:r>
+    </w:p>
+    <w:p>
+      <w:r>
+        <w:rPr>
+          <w:b/>
+        </w:rPr>
+        <w:t xml:space="preserve">Reason for selection: </w:t>
+      </w:r>
+      <w:r>
+        <w:t>JSON is ideal for structured metric summaries (CER, WER, n_samples) that the thesis references by file path. CSV is ideal for per-line predictions that researchers can open in Excel or pandas for qualitative review. Both formats require no database server, align with the traceability rule in docs/RESEARCH_SCOPE.md, and remain readable years later.</w:t>
+      </w:r>
+    </w:p>
+    <w:p>
+      <w:r>
+        <w:rPr>
+          <w:b/>
+        </w:rPr>
+        <w:t xml:space="preserve">Usage in this project: </w:t>
+      </w:r>
+      <w:r>
+        <w:t>evaluate.py writes metrics.json, predictions.csv, error_summary.json, and config.json per run. prepare_iam_lines.py and prepare_iam_demo_examples.py write labels.csv. The Gradio header reads metrics.json for the benchmark CER summary.</w:t>
+      </w:r>
+    </w:p>
+    <w:p>
+      <w:pPr>
+        <w:pStyle w:val="Heading2"/>
+      </w:pPr>
+      <w:r>
+        <w:t>functools.lru_cache</w:t>
+      </w:r>
+    </w:p>
+    <w:p>
+      <w:r>
+        <w:rPr>
+          <w:b/>
+        </w:rPr>
+        <w:t xml:space="preserve">Purpose: </w:t>
+      </w:r>
+      <w:r>
+        <w:t>Caches loaded ModelBundle instances in memory so the TrOCR model is loaded once per checkpoint and reused across Gradio requests and repeated inference calls.</w:t>
+      </w:r>
+    </w:p>
+    <w:p>
+      <w:r>
+        <w:rPr>
+          <w:b/>
+        </w:rPr>
+        <w:t xml:space="preserve">Reason for selection: </w:t>
+      </w:r>
+      <w:r>
+        <w:t>Loading a transformer model from disk takes several seconds and hundreds of megabytes of RAM. Without caching, every Gradio button click would reload weights, making the demo unusable. lru_cache is a zero-dependency Python standard-library solution applied to _cached_bundle() in infer.py.</w:t>
+      </w:r>
+    </w:p>
+    <w:p>
+      <w:r>
+        <w:rPr>
+          <w:b/>
+        </w:rPr>
+        <w:t xml:space="preserve">Usage in this project: </w:t>
+      </w:r>
+      <w:r>
+        <w:t>recognize() calls _cached_bundle(checkpoint) which wraps load_model_bundle(). The first call loads weights; subsequent calls return the cached bundle immediately.</w:t>
+      </w:r>
+    </w:p>
+    <w:p>
+      <w:pPr>
+        <w:pStyle w:val="Heading2"/>
+      </w:pPr>
+      <w:r>
+        <w:t>Nginx and Supervisor (deployment stack)</w:t>
+      </w:r>
+    </w:p>
+    <w:p>
+      <w:r>
+        <w:rPr>
+          <w:b/>
+        </w:rPr>
+        <w:t xml:space="preserve">Purpose: </w:t>
+      </w:r>
+      <w:r>
+        <w:t>Nginx acts as a reverse proxy terminating HTTPS and forwarding traffic to the Gradio server; Supervisor keeps the Python process running across restarts.</w:t>
+      </w:r>
+    </w:p>
+    <w:p>
+      <w:r>
+        <w:rPr>
+          <w:b/>
+        </w:rPr>
+        <w:t xml:space="preserve">Reason for selection: </w:t>
+      </w:r>
+      <w:r>
+        <w:t>Gradio's built-in server is suitable for development but not for production exposure. Nginx provides SSL termination, domain routing, and WebSocket proxying (required by Gradio's live interface). Supervisor (or an equivalent process manager available in hosting panels such as aaPanel) ensures the app restarts after crashes or server reboots. These are deployment-layer technologies, not Python dependencies.</w:t>
+      </w:r>
+    </w:p>
+    <w:p>
+      <w:r>
+        <w:rPr>
+          <w:b/>
+        </w:rPr>
+        <w:t xml:space="preserve">Usage in this project: </w:t>
+      </w:r>
+      <w:r>
+        <w:t>Production deployment binds Gradio to 0.0.0.0:7860, proxies port 443 to 7860 via Nginx with Upgrade/Connection headers for WebSockets, and registers a Supervisor daemon for python3 app/gradio_app.py.</w:t>
+      </w:r>
+    </w:p>
+    <w:p>
+      <w:r>
+        <w:t>Table 4.1 summarizes the technology stack. Each entry maps to a declared dependency in pyproject.toml or an architectural component described above.</w:t>
       </w:r>
     </w:p>
     <w:p>
@@ -196,12 +872,12 @@
         <w:pStyle w:val="Heading2"/>
       </w:pPr>
       <w:r>
-        <w:t>4.4.1 Download</w:t>
+        <w:t>4.4.1 Download (scripts/download_iam.py)</w:t>
       </w:r>
     </w:p>
     <w:p>
       <w:r>
-        <w:t>scripts/download_iam.py downloads each split to Parquet files under data/iam/raw/.</w:t>
+        <w:t>Purpose: Fetch authoritative IAM splits from Hugging Face and cache them locally. Reason: Ensures the same benchmark splits used in published literature. Output: Parquet files under data/iam/raw/ and download_meta.json with split statistics.</w:t>
       </w:r>
     </w:p>
     <w:p>
@@ -209,12 +885,12 @@
         <w:pStyle w:val="Heading2"/>
       </w:pPr>
       <w:r>
-        <w:t>4.4.2 Export</w:t>
+        <w:t>4.4.2 Export (scripts/prepare_iam_lines.py)</w:t>
       </w:r>
     </w:p>
     <w:p>
       <w:r>
-        <w:t>scripts/prepare_iam_lines.py exports images and labels.csv into data/iam/processed/{train,val,test}/.</w:t>
+        <w:t>Purpose: Convert Hub/Parquet records into per-line PNG images and labels.csv manifests. Reason: The evaluation pipeline (LineDataset) expects a folder of images plus a CSV, decoupling inference from Hugging Face APIs during experiments. Output: data/iam/processed/{train,val,test}/images/ and labels.csv.</w:t>
       </w:r>
     </w:p>
     <w:p>
@@ -222,12 +898,12 @@
         <w:pStyle w:val="Heading2"/>
       </w:pPr>
       <w:r>
-        <w:t>4.4.3 Demo Examples</w:t>
+        <w:t>4.4.3 Demo Examples (scripts/prepare_iam_demo_examples.py)</w:t>
       </w:r>
     </w:p>
     <w:p>
       <w:r>
-        <w:t>scripts/prepare_iam_demo_examples.py copies eight English test lines to data/iam/demo/ for the Gradio Examples gallery.</w:t>
+        <w:t>Purpose: Copy eight representative English test lines into data/iam/demo/ for the Gradio Examples gallery. Reason: Gives demo users immediate sample images without downloading the full IAM dataset. Output: data/iam/demo/images/ and labels.csv.</w:t>
       </w:r>
     </w:p>
     <w:p>
@@ -235,7 +911,7 @@
         <w:pStyle w:val="Heading1"/>
       </w:pPr>
       <w:r>
-        <w:t>4.5 Model Architecture</w:t>
+        <w:t>4.5 Model Architecture and Checkpoint</w:t>
       </w:r>
     </w:p>
     <w:p>
@@ -248,7 +924,7 @@
         <w:pStyle w:val="ListNumber"/>
       </w:pPr>
       <w:r>
-        <w:t>Vision Encoder: A Vision Transformer (ViT) that encodes the input line image</w:t>
+        <w:t>Vision Encoder (ViT): Splits the line image into patches, applies self-attention, and produces a sequence of visual feature vectors.</w:t>
       </w:r>
     </w:p>
     <w:p>
@@ -256,12 +932,12 @@
         <w:pStyle w:val="ListNumber"/>
       </w:pPr>
       <w:r>
-        <w:t>Text Decoder: A BART-based autoregressive decoder that generates the transcription</w:t>
+        <w:t>Text Decoder (BART): Autoregressively predicts the next character/token given visual features and previously generated tokens, using cross-attention to the encoder output.</w:t>
       </w:r>
     </w:p>
     <w:p>
       <w:r>
-        <w:t>The checkpoint microsoft/trocr-base-handwritten is pretrained on English IAM handwriting. Processor and model weights are loaded as a matched pair from the same checkpoint. This replaces the earlier Bullinger historical-document model; the current thesis scope is English IAM only.</w:t>
+        <w:t>The checkpoint microsoft/trocr-base-handwritten is pretrained on English IAM handwriting. Processor and model weights are loaded as a matched pair from the same checkpoint. Evaluation-only scope: no fine-tuning is performed in this thesis; the pretrained weights are used directly, consistent with docs/RESEARCH_SCOPE.md.</w:t>
       </w:r>
     </w:p>
     <w:p>
@@ -277,12 +953,12 @@
         <w:pStyle w:val="Heading2"/>
       </w:pPr>
       <w:r>
-        <w:t>4.6.1 Model Loading (models.py)</w:t>
+        <w:t>4.6.1 Model Loading — models.py</w:t>
       </w:r>
     </w:p>
     <w:p>
       <w:r>
-        <w:t>ModelBundle encapsulates the processor, model, and device:</w:t>
+        <w:t>Purpose: Centralize checkpoint validation, processor/model loading, device placement, and batched generation. Reason: Prevents the Gradio app and evaluation pipeline from duplicating Hugging Face boilerplate.</w:t>
       </w:r>
     </w:p>
     <w:p>
@@ -298,7 +974,7 @@
     </w:p>
     <w:p>
       <w:r>
-        <w:t>load_model_bundle() validates the checkpoint against KNOWN_CHECKPOINTS and returns a ModelBundle used by both inference and batch evaluation.</w:t>
+        <w:t>ModelBundle dataclass exposes preprocess(), generate(), and generate_batch() methods. KNOWN_CHECKPOINTS restricts loading to vetted checkpoints only.</w:t>
       </w:r>
     </w:p>
     <w:p>
@@ -306,12 +982,12 @@
         <w:pStyle w:val="Heading2"/>
       </w:pPr>
       <w:r>
-        <w:t>4.6.2 Inference (infer.py)</w:t>
+        <w:t>4.6.2 Inference — infer.py</w:t>
       </w:r>
     </w:p>
     <w:p>
       <w:r>
-        <w:t>Single-image recognition is exposed via recognize():</w:t>
+        <w:t>Purpose: Provide a single-call recognize(image, checkpoint) API for scripts and the Gradio app. Reason: Decouples UI event handlers from model internals.</w:t>
       </w:r>
     </w:p>
     <w:p>
@@ -326,21 +1002,16 @@
       </w:r>
     </w:p>
     <w:p>
-      <w:r>
-        <w:t>Model weights are cached with functools.lru_cache so the Gradio app loads the model once per checkpoint and reuses it across requests.</w:t>
-      </w:r>
-    </w:p>
-    <w:p>
       <w:pPr>
         <w:pStyle w:val="Heading2"/>
       </w:pPr>
       <w:r>
-        <w:t>4.6.3 Metrics (metrics.py)</w:t>
+        <w:t>4.6.3 Metrics — metrics.py</w:t>
       </w:r>
     </w:p>
     <w:p>
       <w:r>
-        <w:t>CER and WER are computed with jiwer using case-sensitive, whitespace-normalized text:</w:t>
+        <w:t>Purpose: Implement thesis-aligned CER/WER and error summarization. Reason: One metrics module guarantees that benchmark numbers and live Gradio CER use identical normalization.</w:t>
       </w:r>
     </w:p>
     <w:p>
@@ -357,63 +1028,31 @@
       </w:r>
     </w:p>
     <w:p>
-      <w:r>
-        <w:t>summarize_errors() produces per-run substitution patterns for qualitative analysis, written to experiments/&lt;run_id&gt;/error_summary.json.</w:t>
-      </w:r>
-    </w:p>
-    <w:p>
       <w:pPr>
         <w:pStyle w:val="Heading2"/>
       </w:pPr>
       <w:r>
-        <w:t>4.6.4 Batch Evaluation (evaluate.py)</w:t>
+        <w:t>4.6.4 Batch Evaluation — evaluate.py</w:t>
       </w:r>
     </w:p>
     <w:p>
       <w:r>
-        <w:t>run_evaluation() drives reproducible experiments from YAML configs. It supports two backends: trocr (batched TrOCR inference) and tesseract (classical OCR baseline). Each run writes:</w:t>
-      </w:r>
-    </w:p>
-    <w:p>
-      <w:pPr>
-        <w:pStyle w:val="ListBullet"/>
-      </w:pPr>
-      <w:r>
-        <w:t>metrics.json — corpus CER, WER, and sample count</w:t>
-      </w:r>
-    </w:p>
-    <w:p>
-      <w:pPr>
-        <w:pStyle w:val="ListBullet"/>
-      </w:pPr>
-      <w:r>
-        <w:t>predictions.csv — per-line reference, prediction, and CER</w:t>
-      </w:r>
-    </w:p>
-    <w:p>
-      <w:pPr>
-        <w:pStyle w:val="ListBullet"/>
-      </w:pPr>
-      <w:r>
-        <w:t>error_summary.json — top substitution patterns</w:t>
-      </w:r>
-    </w:p>
-    <w:p>
-      <w:pPr>
-        <w:pStyle w:val="ListBullet"/>
-      </w:pPr>
-      <w:r>
-        <w:t>config.json — frozen run configuration for traceability</w:t>
+        <w:t>Purpose: Run reproducible corpus-level experiments from YAML configs with trocr or tesseract backends. Reason: Separates one-off demo inference from systematic benchmark evaluation with frozen artifacts.</w:t>
       </w:r>
     </w:p>
     <w:p>
       <w:r>
-        <w:t>Evaluation is invoked via:</w:t>
+        <w:t>Invocation:</w:t>
       </w:r>
     </w:p>
     <w:p>
       <w:r>
         <w:t>python3 scripts/run_eval.py --config configs/iam_trocr_handwritten.yaml</w:t>
+      </w:r>
+    </w:p>
+    <w:p>
+      <w:r>
+        <w:t>Each run produces metrics.json, predictions.csv, error_summary.json, and config.json.</w:t>
       </w:r>
     </w:p>
     <w:p>
@@ -425,16 +1064,16 @@
       </w:r>
     </w:p>
     <w:p>
+      <w:r>
+        <w:t>Purpose: Demonstrate the research model to non-technical users via a browser. Reason: Satisfies thesis objective 5 (deploy a web application) while reusing src/htr/ for identical inference behaviour.</w:t>
+      </w:r>
+    </w:p>
+    <w:p>
       <w:pPr>
         <w:pStyle w:val="Heading2"/>
       </w:pPr>
       <w:r>
         <w:t>4.7.1 Interface Structure</w:t>
-      </w:r>
-    </w:p>
-    <w:p>
-      <w:r>
-        <w:t>The web interface uses Gradio Blocks with these sections:</w:t>
       </w:r>
     </w:p>
     <w:p>
@@ -487,11 +1126,6 @@
     </w:p>
     <w:p>
       <w:r>
-        <w:t>The process_image callback delegates to the shared library:</w:t>
-      </w:r>
-    </w:p>
-    <w:p>
-      <w:r>
         <w:t>def process_image(image, ground_truth: str):</w:t>
         <w:br/>
         <w:t xml:space="preserve">    text = recognize(image, TROCR_HANDWRITTEN)</w:t>
@@ -515,7 +1149,7 @@
     </w:p>
     <w:p>
       <w:r>
-        <w:t>Examples are loaded from a CSV manifest rather than paired .txt files:</w:t>
+        <w:t>Purpose: Populate gr.Examples from a CSV manifest. Reason: Scales to any number of demo lines without maintaining paired .txt files per image.</w:t>
       </w:r>
     </w:p>
     <w:p>
@@ -537,11 +1171,6 @@
       </w:pPr>
       <w:r>
         <w:t>4.8 Experiment Configuration</w:t>
-      </w:r>
-    </w:p>
-    <w:p>
-      <w:r>
-        <w:t>Three YAML configs define the thesis experiment runs:</w:t>
       </w:r>
     </w:p>
     <w:p>
@@ -570,7 +1199,7 @@
     </w:p>
     <w:p>
       <w:r>
-        <w:t>The default max_samples: 200 keeps CPU-only evaluation tractable. Removing max_samples evaluates the full 2,915-line IAM test split on a GPU machine. All experiment outputs are stored under experiments/&lt;run_id&gt;/ and referenced by the thesis results chapter.</w:t>
+        <w:t>max_samples: 200 keeps CPU-only evaluation tractable. Removing it evaluates all 2,915 test lines on a GPU machine. All outputs land in experiments/&lt;run_id&gt;/.</w:t>
       </w:r>
     </w:p>
     <w:p>
@@ -582,24 +1211,11 @@
       </w:r>
     </w:p>
     <w:p>
-      <w:r>
-        <w:t>Every numeric result in the thesis must trace to experiments/&lt;run_id&gt;/metrics.json. Metrics follow the locked definitions in docs/RESEARCH_SCOPE.md:</w:t>
-      </w:r>
-    </w:p>
-    <w:p>
       <w:pPr>
         <w:pStyle w:val="ListBullet"/>
       </w:pPr>
       <w:r>
-        <w:t>Case-sensitive CER and WER</w:t>
-      </w:r>
-    </w:p>
-    <w:p>
-      <w:pPr>
-        <w:pStyle w:val="ListBullet"/>
-      </w:pPr>
-      <w:r>
-        <w:t>Whitespace normalization (strip ends, collapse internal spaces)</w:t>
+        <w:t>Case-sensitive CER and WER (jiwer, after whitespace normalization)</w:t>
       </w:r>
     </w:p>
     <w:p>
@@ -619,8 +1235,16 @@
       </w:r>
     </w:p>
     <w:p>
+      <w:pPr>
+        <w:pStyle w:val="ListBullet"/>
+      </w:pPr>
       <w:r>
-        <w:t>scripts/plot_results.py generates experiments/figures/cer_comparison.png comparing measured runs against cited literature baselines. scripts/fill_thesis_metrics.py injects measured values into the thesis rewrite guide.</w:t>
+        <w:t>Every thesis number references experiments/&lt;run_id&gt;/metrics.json</w:t>
+      </w:r>
+    </w:p>
+    <w:p>
+      <w:r>
+        <w:t>scripts/plot_results.py and scripts/fill_thesis_metrics.py connect measured numbers to thesis prose and figures.</w:t>
       </w:r>
     </w:p>
     <w:p>
@@ -633,7 +1257,7 @@
     </w:p>
     <w:p>
       <w:r>
-        <w:t>The Gradio app is launched with demo.launch() for local or server deployment. For VPS hosting (e.g. aaPanel), production settings bind to all interfaces and sit behind an Nginx reverse proxy with WebSocket support:</w:t>
+        <w:t>Purpose: Expose the Gradio demo on a VPS with HTTPS and process supervision. Reason: A locally running demo.launch() is insufficient for public thesis demonstration.</w:t>
       </w:r>
     </w:p>
     <w:p>
@@ -643,7 +1267,7 @@
     </w:p>
     <w:p>
       <w:r>
-        <w:t>A process manager (Supervisor) keeps the app running. The TrOCR model is downloaded from Hugging Face on first use and cached locally.</w:t>
+        <w:t>Nginx reverse-proxies port 443 to 7860 with WebSocket headers. Supervisor restarts the Python process on failure. The TrOCR checkpoint is cached by Hugging Face Hub after first download.</w:t>
       </w:r>
     </w:p>
     <w:p>
@@ -659,7 +1283,7 @@
         <w:pStyle w:val="ListBullet"/>
       </w:pPr>
       <w:r>
-        <w:t>Model caching: LRU-cached ModelBundle avoids reloading weights on every request</w:t>
+        <w:t>LRU-cached ModelBundle: avoids per-request model reload in the Gradio app</w:t>
       </w:r>
     </w:p>
     <w:p>
@@ -667,7 +1291,7 @@
         <w:pStyle w:val="ListBullet"/>
       </w:pPr>
       <w:r>
-        <w:t>Batched evaluation: evaluate.py processes images in configurable batch sizes (default 8)</w:t>
+        <w:t>Batched evaluation (default batch_size=8): amortizes GPU kernel launch overhead</w:t>
       </w:r>
     </w:p>
     <w:p>
@@ -675,7 +1299,7 @@
         <w:pStyle w:val="ListBullet"/>
       </w:pPr>
       <w:r>
-        <w:t>Device selection: Automatic CUDA detection with CPU fallback</w:t>
+        <w:t>Automatic CUDA/CPU device selection: runs on laptops and servers alike</w:t>
       </w:r>
     </w:p>
     <w:p>
@@ -683,7 +1307,7 @@
         <w:pStyle w:val="ListBullet"/>
       </w:pPr>
       <w:r>
-        <w:t>Preprocessing: RGB conversion via TrOCRProcessor; no custom binarization</w:t>
+        <w:t>RGB preprocessing via TrOCRProcessor: no extra binarization latency</w:t>
       </w:r>
     </w:p>
     <w:p>
@@ -691,7 +1315,7 @@
         <w:pStyle w:val="ListBullet"/>
       </w:pPr>
       <w:r>
-        <w:t>Generation limit: max_new_tokens=128 caps decoder output length per line</w:t>
+        <w:t>max_new_tokens=128: bounds decoder runtime per line</w:t>
       </w:r>
     </w:p>
     <w:p>
@@ -699,7 +1323,7 @@
         <w:pStyle w:val="ListBullet"/>
       </w:pPr>
       <w:r>
-        <w:t>Graceful degradation: Missing demo data or Tesseract binary produces informative messages</w:t>
+        <w:t>Graceful degradation: missing Tesseract or demo data yields informative messages, not crashes</w:t>
       </w:r>
     </w:p>
     <w:p>
@@ -712,44 +1336,7 @@
     </w:p>
     <w:p>
       <w:r>
-        <w:t>The implementation connects the thesis methodology to reproducible artifacts:</w:t>
-      </w:r>
-    </w:p>
-    <w:p>
-      <w:pPr>
-        <w:pStyle w:val="ListBullet"/>
-      </w:pPr>
-      <w:r>
-        <w:t>Research: YAML-driven batch evaluation with frozen outputs under experiments/</w:t>
-      </w:r>
-    </w:p>
-    <w:p>
-      <w:pPr>
-        <w:pStyle w:val="ListBullet"/>
-      </w:pPr>
-      <w:r>
-        <w:t>Application: Shared recognize() and compute_cer() in the Gradio demo</w:t>
-      </w:r>
-    </w:p>
-    <w:p>
-      <w:pPr>
-        <w:pStyle w:val="ListBullet"/>
-      </w:pPr>
-      <w:r>
-        <w:t>Traceability: Every claim maps to a file path (configs, scripts, metrics.json)</w:t>
-      </w:r>
-    </w:p>
-    <w:p>
-      <w:pPr>
-        <w:pStyle w:val="ListBullet"/>
-      </w:pPr>
-      <w:r>
-        <w:t>Accessibility: Web UI for non-technical users to test English IAM line transcription</w:t>
-      </w:r>
-    </w:p>
-    <w:p>
-      <w:r>
-        <w:t>This design separates the research evaluation pipeline from the interactive demo while keeping a single source of truth for model loading, inference, and metrics — ensuring that application behaviour matches benchmark measurements.</w:t>
+        <w:t>The technology stack is unified by a shared src/htr/ library: the same PyTorch model, jiwer metrics, and Pillow preprocessing drive both batch experiments and the live Gradio demo. YAML configs and JSON/CSV artifacts ensure every implementation claim in this chapter maps to a reproducible file path, satisfying the traceability requirements of the thesis methodology.</w:t>
       </w:r>
     </w:p>
     <w:sectPr>
